--- a/A Writing/0.Overview/CV-UnpublishedWorks.docx
+++ b/A Writing/0.Overview/CV-UnpublishedWorks.docx
@@ -65,7 +65,7 @@
         </w:rPr>
         <w:t xml:space="preserve">Working paper. </w:t>
       </w:r>
-      <w:hyperlink w:history="1" r:id="rIdgvh2ubfzpfg8peeg5anxb">
+      <w:hyperlink w:history="1" r:id="rIdwvtsyhr-ueffahyfr3xu-">
         <w:r>
           <w:rPr>
             <w:rFonts w:ascii="Calibri" w:cs="Calibri" w:eastAsia="Calibri" w:hAnsi="Calibri"/>
@@ -109,7 +109,7 @@
         </w:rPr>
         <w:t xml:space="preserve">Working paper. </w:t>
       </w:r>
-      <w:hyperlink w:history="1" r:id="rIduguj75vvospyeyo4fxjhg">
+      <w:hyperlink w:history="1" r:id="rIdjh-k_edwoqpu3gbgxnovp">
         <w:r>
           <w:rPr>
             <w:rFonts w:ascii="Calibri" w:cs="Calibri" w:eastAsia="Calibri" w:hAnsi="Calibri"/>
@@ -153,7 +153,7 @@
         </w:rPr>
         <w:t xml:space="preserve">Working paper. </w:t>
       </w:r>
-      <w:hyperlink w:history="1" r:id="rIdqjz1tt1c3lydiyjotdbo_">
+      <w:hyperlink w:history="1" r:id="rIdk5h1szmvg3gh72gvcfspi">
         <w:r>
           <w:rPr>
             <w:rFonts w:ascii="Calibri" w:cs="Calibri" w:eastAsia="Calibri" w:hAnsi="Calibri"/>
@@ -197,7 +197,7 @@
         </w:rPr>
         <w:t xml:space="preserve">Working paper. </w:t>
       </w:r>
-      <w:hyperlink w:history="1" r:id="rIds300ko8uccwdpu_mw2eol">
+      <w:hyperlink w:history="1" r:id="rIdcr8nhshgc2onqcpwkurtd">
         <w:r>
           <w:rPr>
             <w:rFonts w:ascii="Calibri" w:cs="Calibri" w:eastAsia="Calibri" w:hAnsi="Calibri"/>
@@ -241,7 +241,7 @@
         </w:rPr>
         <w:t xml:space="preserve">Working paper. </w:t>
       </w:r>
-      <w:hyperlink w:history="1" r:id="rIdeviu2i7vy5bpqmygfbm52">
+      <w:hyperlink w:history="1" r:id="rIds8ohyhu1igj0ck00exsvy">
         <w:r>
           <w:rPr>
             <w:rFonts w:ascii="Calibri" w:cs="Calibri" w:eastAsia="Calibri" w:hAnsi="Calibri"/>
@@ -285,7 +285,7 @@
         </w:rPr>
         <w:t xml:space="preserve">Working paper. </w:t>
       </w:r>
-      <w:hyperlink w:history="1" r:id="rIdz4zy3-9y3kg3tsagc0uld">
+      <w:hyperlink w:history="1" r:id="rIdzc6goqjpmski1msj-bint">
         <w:r>
           <w:rPr>
             <w:rFonts w:ascii="Calibri" w:cs="Calibri" w:eastAsia="Calibri" w:hAnsi="Calibri"/>
@@ -294,7 +294,7 @@
             <w:szCs w:val="20"/>
             <w:u w:val="single"/>
           </w:rPr>
-          <w:t xml:space="preserve">https://climatefiscalfinance.org/papers/SustainabilityLinkedLending.docx</w:t>
+          <w:t xml:space="preserve">https://climatefiscalfinance.org/papers/SustainabilityLinkedLending.pdf</w:t>
         </w:r>
       </w:hyperlink>
     </w:p>
@@ -329,7 +329,7 @@
         </w:rPr>
         <w:t xml:space="preserve">Working paper. </w:t>
       </w:r>
-      <w:hyperlink w:history="1" r:id="rIdrzfuhmgzawqux0fxgkhia">
+      <w:hyperlink w:history="1" r:id="rIdvvcorzdqxwakjcxjl7r09">
         <w:r>
           <w:rPr>
             <w:rFonts w:ascii="Calibri" w:cs="Calibri" w:eastAsia="Calibri" w:hAnsi="Calibri"/>
@@ -373,7 +373,7 @@
         </w:rPr>
         <w:t xml:space="preserve">Working paper. </w:t>
       </w:r>
-      <w:hyperlink w:history="1" r:id="rIdphga7srprzvq5nnizl2h6">
+      <w:hyperlink w:history="1" r:id="rIdqhcdmujtepcc4sxofupma">
         <w:r>
           <w:rPr>
             <w:rFonts w:ascii="Calibri" w:cs="Calibri" w:eastAsia="Calibri" w:hAnsi="Calibri"/>
